--- a/templates/vertrag/Deckblatt.docx
+++ b/templates/vertrag/Deckblatt.docx
@@ -85,14 +85,26 @@
     </w:p>
     <w:p>
       <w:pPr>
-        <w:spacing w:after="480"/>
+        <w:spacing w:after="0"/>
       </w:pPr>
       <w:r>
         <w:rPr>
           <w:b/>
           <w:sz w:val="22"/>
         </w:rPr>
-        <w:t>{{kunde.anschrift}}</w:t>
+        <w:t>{{kunde.firma}}</w:t>
+      </w:r>
+    </w:p>
+    <w:p>
+      <w:pPr>
+        <w:spacing w:after="480"/>
+      </w:pPr>
+      <w:r>
+        <w:rPr>
+          <w:b w:val="0"/>
+          <w:sz w:val="22"/>
+        </w:rPr>
+        <w:t>{{kunde.adresszeile}}</w:t>
       </w:r>
     </w:p>
     <w:tbl>
